--- a/CV_DataScientist_Promise_Ekwurumadu.docx
+++ b/CV_DataScientist_Promise_Ekwurumadu.docx
@@ -31,79 +31,7 @@
           <w:sz w:val="24"/>
           <w:szCs w:val="24"/>
         </w:rPr>
-        <w:t xml:space="preserve">Data </w:t>
-      </w:r>
-      <w:proofErr w:type="gramStart"/>
-      <w:r>
-        <w:rPr>
-          <w:rFonts w:ascii="Calibri" w:eastAsia="Calibri" w:hAnsi="Calibri" w:cs="Calibri"/>
-          <w:i/>
-          <w:iCs/>
-          <w:color w:val="555555"/>
-          <w:sz w:val="24"/>
-          <w:szCs w:val="24"/>
-        </w:rPr>
-        <w:t>Scientist  |</w:t>
-      </w:r>
-      <w:proofErr w:type="gramEnd"/>
-      <w:r>
-        <w:rPr>
-          <w:rFonts w:ascii="Calibri" w:eastAsia="Calibri" w:hAnsi="Calibri" w:cs="Calibri"/>
-          <w:i/>
-          <w:iCs/>
-          <w:color w:val="555555"/>
-          <w:sz w:val="24"/>
-          <w:szCs w:val="24"/>
-        </w:rPr>
-        <w:t xml:space="preserve">  Machine </w:t>
-      </w:r>
-      <w:proofErr w:type="gramStart"/>
-      <w:r>
-        <w:rPr>
-          <w:rFonts w:ascii="Calibri" w:eastAsia="Calibri" w:hAnsi="Calibri" w:cs="Calibri"/>
-          <w:i/>
-          <w:iCs/>
-          <w:color w:val="555555"/>
-          <w:sz w:val="24"/>
-          <w:szCs w:val="24"/>
-        </w:rPr>
-        <w:t>Learning  |</w:t>
-      </w:r>
-      <w:proofErr w:type="gramEnd"/>
-      <w:r>
-        <w:rPr>
-          <w:rFonts w:ascii="Calibri" w:eastAsia="Calibri" w:hAnsi="Calibri" w:cs="Calibri"/>
-          <w:i/>
-          <w:iCs/>
-          <w:color w:val="555555"/>
-          <w:sz w:val="24"/>
-          <w:szCs w:val="24"/>
-        </w:rPr>
-        <w:t xml:space="preserve">  Predictive </w:t>
-      </w:r>
-      <w:proofErr w:type="gramStart"/>
-      <w:r>
-        <w:rPr>
-          <w:rFonts w:ascii="Calibri" w:eastAsia="Calibri" w:hAnsi="Calibri" w:cs="Calibri"/>
-          <w:i/>
-          <w:iCs/>
-          <w:color w:val="555555"/>
-          <w:sz w:val="24"/>
-          <w:szCs w:val="24"/>
-        </w:rPr>
-        <w:t>Modelling  |</w:t>
-      </w:r>
-      <w:proofErr w:type="gramEnd"/>
-      <w:r>
-        <w:rPr>
-          <w:rFonts w:ascii="Calibri" w:eastAsia="Calibri" w:hAnsi="Calibri" w:cs="Calibri"/>
-          <w:i/>
-          <w:iCs/>
-          <w:color w:val="555555"/>
-          <w:sz w:val="24"/>
-          <w:szCs w:val="24"/>
-        </w:rPr>
-        <w:t xml:space="preserve">  Healthcare Analytics</w:t>
+        <w:t>Data Scientist  |  Machine Learning  |  Predictive Modelling  |  Healthcare Analytics</w:t>
       </w:r>
     </w:p>
     <w:p>
@@ -151,32 +79,7 @@
           <w:rFonts w:ascii="Calibri" w:eastAsia="Calibri" w:hAnsi="Calibri" w:cs="Calibri"/>
           <w:color w:val="555555"/>
         </w:rPr>
-        <w:t>github.com/</w:t>
-      </w:r>
-      <w:proofErr w:type="spellStart"/>
-      <w:proofErr w:type="gramStart"/>
-      <w:r>
-        <w:rPr>
-          <w:rFonts w:ascii="Calibri" w:eastAsia="Calibri" w:hAnsi="Calibri" w:cs="Calibri"/>
-          <w:color w:val="555555"/>
-        </w:rPr>
-        <w:t>promiseekwurumadu</w:t>
-      </w:r>
-      <w:proofErr w:type="spellEnd"/>
-      <w:r>
-        <w:rPr>
-          <w:rFonts w:ascii="Calibri" w:eastAsia="Calibri" w:hAnsi="Calibri" w:cs="Calibri"/>
-          <w:color w:val="555555"/>
-        </w:rPr>
-        <w:t xml:space="preserve">  |</w:t>
-      </w:r>
-      <w:proofErr w:type="gramEnd"/>
-      <w:r>
-        <w:rPr>
-          <w:rFonts w:ascii="Calibri" w:eastAsia="Calibri" w:hAnsi="Calibri" w:cs="Calibri"/>
-          <w:color w:val="555555"/>
-        </w:rPr>
-        <w:t xml:space="preserve">  07444082072</w:t>
+        <w:t>github.com/promiseekwurumadu  |  07444082072</w:t>
       </w:r>
     </w:p>
     <w:p>
@@ -271,12 +174,6 @@
         <w:gridCol w:w="6626"/>
       </w:tblGrid>
       <w:tr>
-        <w:tblPrEx>
-          <w:tblCellMar>
-            <w:top w:w="0" w:type="dxa"/>
-            <w:bottom w:w="0" w:type="dxa"/>
-          </w:tblCellMar>
-        </w:tblPrEx>
         <w:tc>
           <w:tcPr>
             <w:tcW w:w="2400" w:type="dxa"/>
@@ -332,78 +229,12 @@
                 <w:sz w:val="19"/>
                 <w:szCs w:val="19"/>
               </w:rPr>
-              <w:t xml:space="preserve">Scikit-learn · </w:t>
-            </w:r>
-            <w:proofErr w:type="spellStart"/>
-            <w:r>
-              <w:rPr>
-                <w:rFonts w:ascii="Calibri" w:eastAsia="Calibri" w:hAnsi="Calibri" w:cs="Calibri"/>
-                <w:color w:val="555555"/>
-                <w:sz w:val="19"/>
-                <w:szCs w:val="19"/>
-              </w:rPr>
-              <w:t>XGBoost</w:t>
-            </w:r>
-            <w:proofErr w:type="spellEnd"/>
-            <w:r>
-              <w:rPr>
-                <w:rFonts w:ascii="Calibri" w:eastAsia="Calibri" w:hAnsi="Calibri" w:cs="Calibri"/>
-                <w:color w:val="555555"/>
-                <w:sz w:val="19"/>
-                <w:szCs w:val="19"/>
-              </w:rPr>
-              <w:t xml:space="preserve"> · Prophet · TensorFlow · </w:t>
-            </w:r>
-            <w:proofErr w:type="spellStart"/>
-            <w:r>
-              <w:rPr>
-                <w:rFonts w:ascii="Calibri" w:eastAsia="Calibri" w:hAnsi="Calibri" w:cs="Calibri"/>
-                <w:color w:val="555555"/>
-                <w:sz w:val="19"/>
-                <w:szCs w:val="19"/>
-              </w:rPr>
-              <w:t>Keras</w:t>
-            </w:r>
-            <w:proofErr w:type="spellEnd"/>
-            <w:r>
-              <w:rPr>
-                <w:rFonts w:ascii="Calibri" w:eastAsia="Calibri" w:hAnsi="Calibri" w:cs="Calibri"/>
-                <w:color w:val="555555"/>
-                <w:sz w:val="19"/>
-                <w:szCs w:val="19"/>
-              </w:rPr>
-              <w:t xml:space="preserve"> · </w:t>
-            </w:r>
-            <w:proofErr w:type="spellStart"/>
-            <w:r>
-              <w:rPr>
-                <w:rFonts w:ascii="Calibri" w:eastAsia="Calibri" w:hAnsi="Calibri" w:cs="Calibri"/>
-                <w:color w:val="555555"/>
-                <w:sz w:val="19"/>
-                <w:szCs w:val="19"/>
-              </w:rPr>
-              <w:t>PyTorch</w:t>
-            </w:r>
-            <w:proofErr w:type="spellEnd"/>
-            <w:r>
-              <w:rPr>
-                <w:rFonts w:ascii="Calibri" w:eastAsia="Calibri" w:hAnsi="Calibri" w:cs="Calibri"/>
-                <w:color w:val="555555"/>
-                <w:sz w:val="19"/>
-                <w:szCs w:val="19"/>
-              </w:rPr>
-              <w:t xml:space="preserve"> · SMOTE</w:t>
+              <w:t>Scikit-learn · XGBoost · Prophet · TensorFlow · Keras · PyTorch · SMOTE</w:t>
             </w:r>
           </w:p>
         </w:tc>
       </w:tr>
       <w:tr>
-        <w:tblPrEx>
-          <w:tblCellMar>
-            <w:top w:w="0" w:type="dxa"/>
-            <w:bottom w:w="0" w:type="dxa"/>
-          </w:tblCellMar>
-        </w:tblPrEx>
         <w:tc>
           <w:tcPr>
             <w:tcW w:w="2400" w:type="dxa"/>
@@ -465,12 +296,6 @@
         </w:tc>
       </w:tr>
       <w:tr>
-        <w:tblPrEx>
-          <w:tblCellMar>
-            <w:top w:w="0" w:type="dxa"/>
-            <w:bottom w:w="0" w:type="dxa"/>
-          </w:tblCellMar>
-        </w:tblPrEx>
         <w:tc>
           <w:tcPr>
             <w:tcW w:w="2400" w:type="dxa"/>
@@ -532,12 +357,6 @@
         </w:tc>
       </w:tr>
       <w:tr>
-        <w:tblPrEx>
-          <w:tblCellMar>
-            <w:top w:w="0" w:type="dxa"/>
-            <w:bottom w:w="0" w:type="dxa"/>
-          </w:tblCellMar>
-        </w:tblPrEx>
         <w:tc>
           <w:tcPr>
             <w:tcW w:w="2400" w:type="dxa"/>
@@ -599,12 +418,6 @@
         </w:tc>
       </w:tr>
       <w:tr>
-        <w:tblPrEx>
-          <w:tblCellMar>
-            <w:top w:w="0" w:type="dxa"/>
-            <w:bottom w:w="0" w:type="dxa"/>
-          </w:tblCellMar>
-        </w:tblPrEx>
         <w:tc>
           <w:tcPr>
             <w:tcW w:w="2400" w:type="dxa"/>
@@ -660,29 +473,12 @@
                 <w:sz w:val="19"/>
                 <w:szCs w:val="19"/>
               </w:rPr>
-              <w:t xml:space="preserve">PostgreSQL · MySQL · SQLite · </w:t>
+              <w:t>PostgreSQL · MySQL · SQLite · pgAdmin</w:t>
             </w:r>
-            <w:proofErr w:type="spellStart"/>
-            <w:r>
-              <w:rPr>
-                <w:rFonts w:ascii="Calibri" w:eastAsia="Calibri" w:hAnsi="Calibri" w:cs="Calibri"/>
-                <w:color w:val="555555"/>
-                <w:sz w:val="19"/>
-                <w:szCs w:val="19"/>
-              </w:rPr>
-              <w:t>pgAdmin</w:t>
-            </w:r>
-            <w:proofErr w:type="spellEnd"/>
           </w:p>
         </w:tc>
       </w:tr>
       <w:tr>
-        <w:tblPrEx>
-          <w:tblCellMar>
-            <w:top w:w="0" w:type="dxa"/>
-            <w:bottom w:w="0" w:type="dxa"/>
-          </w:tblCellMar>
-        </w:tblPrEx>
         <w:tc>
           <w:tcPr>
             <w:tcW w:w="2400" w:type="dxa"/>
@@ -785,12 +581,6 @@
         <w:gridCol w:w="9026"/>
       </w:tblGrid>
       <w:tr>
-        <w:tblPrEx>
-          <w:tblCellMar>
-            <w:top w:w="0" w:type="dxa"/>
-            <w:bottom w:w="0" w:type="dxa"/>
-          </w:tblCellMar>
-        </w:tblPrEx>
         <w:tc>
           <w:tcPr>
             <w:tcW w:w="0" w:type="auto"/>
@@ -812,7 +602,6 @@
             <w:pPr>
               <w:spacing w:after="40"/>
             </w:pPr>
-            <w:proofErr w:type="gramStart"/>
             <w:r>
               <w:rPr>
                 <w:rFonts w:ascii="Calibri" w:eastAsia="Calibri" w:hAnsi="Calibri" w:cs="Calibri"/>
@@ -820,17 +609,7 @@
                 <w:bCs/>
                 <w:color w:val="0F6E4A"/>
               </w:rPr>
-              <w:t>🔗  Live</w:t>
-            </w:r>
-            <w:proofErr w:type="gramEnd"/>
-            <w:r>
-              <w:rPr>
-                <w:rFonts w:ascii="Calibri" w:eastAsia="Calibri" w:hAnsi="Calibri" w:cs="Calibri"/>
-                <w:b/>
-                <w:bCs/>
-                <w:color w:val="0F6E4A"/>
-              </w:rPr>
-              <w:t xml:space="preserve"> Deployments &amp; Portfolio: </w:t>
+              <w:t xml:space="preserve">🔗  Live Deployments &amp; Portfolio: </w:t>
             </w:r>
           </w:p>
           <w:p>
@@ -844,27 +623,7 @@
                 <w:sz w:val="19"/>
                 <w:szCs w:val="19"/>
               </w:rPr>
-              <w:t xml:space="preserve">Mental Health </w:t>
-            </w:r>
-            <w:proofErr w:type="gramStart"/>
-            <w:r>
-              <w:rPr>
-                <w:rFonts w:ascii="Calibri" w:eastAsia="Calibri" w:hAnsi="Calibri" w:cs="Calibri"/>
-                <w:color w:val="555555"/>
-                <w:sz w:val="19"/>
-                <w:szCs w:val="19"/>
-              </w:rPr>
-              <w:t>Dashboard  →</w:t>
-            </w:r>
-            <w:proofErr w:type="gramEnd"/>
-            <w:r>
-              <w:rPr>
-                <w:rFonts w:ascii="Calibri" w:eastAsia="Calibri" w:hAnsi="Calibri" w:cs="Calibri"/>
-                <w:color w:val="555555"/>
-                <w:sz w:val="19"/>
-                <w:szCs w:val="19"/>
-              </w:rPr>
-              <w:t xml:space="preserve">  </w:t>
+              <w:t xml:space="preserve">Mental Health Dashboard  →  </w:t>
             </w:r>
             <w:hyperlink r:id="rId6" w:history="1">
               <w:r>
@@ -873,23 +632,44 @@
                   <w:color w:val="0F6E4A"/>
                   <w:u w:val="single"/>
                 </w:rPr>
-                <w:t>health-project3-m</w:t>
+                <w:t>health-project3-mentalhealth-pipeline.streamlit.app</w:t>
               </w:r>
+            </w:hyperlink>
+          </w:p>
+          <w:p>
+            <w:pPr>
+              <w:spacing w:after="30"/>
+            </w:pPr>
+            <w:r>
+              <w:t xml:space="preserve">Portfolio </w:t>
+            </w:r>
+            <w:r>
+              <w:rPr>
+                <w:rFonts w:ascii="Calibri" w:eastAsia="Calibri" w:hAnsi="Calibri" w:cs="Calibri"/>
+                <w:color w:val="555555"/>
+                <w:sz w:val="19"/>
+                <w:szCs w:val="19"/>
+              </w:rPr>
+              <w:t>→</w:t>
+            </w:r>
+            <w:r>
+              <w:rPr>
+                <w:rFonts w:ascii="Calibri" w:eastAsia="Calibri" w:hAnsi="Calibri" w:cs="Calibri"/>
+                <w:color w:val="555555"/>
+                <w:sz w:val="19"/>
+                <w:szCs w:val="19"/>
+              </w:rPr>
+              <w:t xml:space="preserve"> </w:t>
+            </w:r>
+            <w:hyperlink r:id="rId7" w:history="1">
               <w:r>
                 <w:rPr>
+                  <w:rStyle w:val="Hyperlink"/>
                   <w:rFonts w:ascii="Calibri" w:eastAsia="Calibri" w:hAnsi="Calibri" w:cs="Calibri"/>
-                  <w:color w:val="0F6E4A"/>
-                  <w:u w:val="single"/>
+                  <w:sz w:val="19"/>
+                  <w:szCs w:val="19"/>
                 </w:rPr>
-                <w:t>e</w:t>
-              </w:r>
-              <w:r>
-                <w:rPr>
-                  <w:rFonts w:ascii="Calibri" w:eastAsia="Calibri" w:hAnsi="Calibri" w:cs="Calibri"/>
-                  <w:color w:val="0F6E4A"/>
-                  <w:u w:val="single"/>
-                </w:rPr>
-                <w:t>ntalhealth-pipeline.streamlit.app</w:t>
+                <w:t>Promise Ekwurumadu — Data Portfolio</w:t>
               </w:r>
             </w:hyperlink>
           </w:p>
@@ -901,47 +681,17 @@
                 <w:sz w:val="19"/>
                 <w:szCs w:val="19"/>
               </w:rPr>
-              <w:t xml:space="preserve">Full code, notebooks &amp; all </w:t>
+              <w:t xml:space="preserve">Full code, notebooks &amp; all dashboards  →  </w:t>
             </w:r>
-            <w:proofErr w:type="gramStart"/>
-            <w:r>
-              <w:rPr>
-                <w:rFonts w:ascii="Calibri" w:eastAsia="Calibri" w:hAnsi="Calibri" w:cs="Calibri"/>
-                <w:color w:val="555555"/>
-                <w:sz w:val="19"/>
-                <w:szCs w:val="19"/>
-              </w:rPr>
-              <w:t>dashboards  →</w:t>
-            </w:r>
-            <w:proofErr w:type="gramEnd"/>
-            <w:r>
-              <w:rPr>
-                <w:rFonts w:ascii="Calibri" w:eastAsia="Calibri" w:hAnsi="Calibri" w:cs="Calibri"/>
-                <w:color w:val="555555"/>
-                <w:sz w:val="19"/>
-                <w:szCs w:val="19"/>
-              </w:rPr>
-              <w:t xml:space="preserve">  </w:t>
-            </w:r>
-            <w:hyperlink r:id="rId7" w:history="1">
+            <w:hyperlink r:id="rId8" w:history="1">
               <w:r>
                 <w:rPr>
                   <w:rFonts w:ascii="Calibri" w:eastAsia="Calibri" w:hAnsi="Calibri" w:cs="Calibri"/>
                   <w:color w:val="0F6E4A"/>
                   <w:u w:val="single"/>
                 </w:rPr>
-                <w:t>github.com/</w:t>
+                <w:t>github.com/promiseekwurumadu</w:t>
               </w:r>
-              <w:proofErr w:type="spellStart"/>
-              <w:r>
-                <w:rPr>
-                  <w:rFonts w:ascii="Calibri" w:eastAsia="Calibri" w:hAnsi="Calibri" w:cs="Calibri"/>
-                  <w:color w:val="0F6E4A"/>
-                  <w:u w:val="single"/>
-                </w:rPr>
-                <w:t>promiseekwurumadu</w:t>
-              </w:r>
-              <w:proofErr w:type="spellEnd"/>
             </w:hyperlink>
           </w:p>
         </w:tc>
@@ -1010,23 +760,7 @@
           <w:rFonts w:ascii="Calibri" w:eastAsia="Calibri" w:hAnsi="Calibri" w:cs="Calibri"/>
           <w:color w:val="555555"/>
         </w:rPr>
-        <w:t xml:space="preserve">Engineered 15 lag and calendar features. Achieved 5.4% MAPE on Foods using </w:t>
-      </w:r>
-      <w:proofErr w:type="spellStart"/>
-      <w:r>
-        <w:rPr>
-          <w:rFonts w:ascii="Calibri" w:eastAsia="Calibri" w:hAnsi="Calibri" w:cs="Calibri"/>
-          <w:color w:val="555555"/>
-        </w:rPr>
-        <w:t>XGBoost</w:t>
-      </w:r>
-      <w:proofErr w:type="spellEnd"/>
-      <w:r>
-        <w:rPr>
-          <w:rFonts w:ascii="Calibri" w:eastAsia="Calibri" w:hAnsi="Calibri" w:cs="Calibri"/>
-          <w:color w:val="555555"/>
-        </w:rPr>
-        <w:t xml:space="preserve"> — below the 10% industry excellence threshold</w:t>
+        <w:t>Engineered 15 lag and calendar features. Achieved 5.4% MAPE on Foods using XGBoost — below the 10% industry excellence threshold</w:t>
       </w:r>
     </w:p>
     <w:p>
@@ -1043,23 +777,7 @@
           <w:rFonts w:ascii="Calibri" w:eastAsia="Calibri" w:hAnsi="Calibri" w:cs="Calibri"/>
           <w:color w:val="555555"/>
         </w:rPr>
-        <w:t xml:space="preserve">Identified category-specific model recommendation: </w:t>
-      </w:r>
-      <w:proofErr w:type="spellStart"/>
-      <w:r>
-        <w:rPr>
-          <w:rFonts w:ascii="Calibri" w:eastAsia="Calibri" w:hAnsi="Calibri" w:cs="Calibri"/>
-          <w:color w:val="555555"/>
-        </w:rPr>
-        <w:t>XGBoost</w:t>
-      </w:r>
-      <w:proofErr w:type="spellEnd"/>
-      <w:r>
-        <w:rPr>
-          <w:rFonts w:ascii="Calibri" w:eastAsia="Calibri" w:hAnsi="Calibri" w:cs="Calibri"/>
-          <w:color w:val="555555"/>
-        </w:rPr>
-        <w:t xml:space="preserve"> for consistent products, Prophet for seasonal categories</w:t>
+        <w:t>Identified category-specific model recommendation: XGBoost for consistent products, Prophet for seasonal categories</w:t>
       </w:r>
     </w:p>
     <w:p>
@@ -1092,31 +810,7 @@
           <w:sz w:val="18"/>
           <w:szCs w:val="18"/>
         </w:rPr>
-        <w:t xml:space="preserve">Tools: Python · Prophet · </w:t>
-      </w:r>
-      <w:proofErr w:type="spellStart"/>
-      <w:r>
-        <w:rPr>
-          <w:rFonts w:ascii="Calibri" w:eastAsia="Calibri" w:hAnsi="Calibri" w:cs="Calibri"/>
-          <w:i/>
-          <w:iCs/>
-          <w:color w:val="555555"/>
-          <w:sz w:val="18"/>
-          <w:szCs w:val="18"/>
-        </w:rPr>
-        <w:t>XGBoost</w:t>
-      </w:r>
-      <w:proofErr w:type="spellEnd"/>
-      <w:r>
-        <w:rPr>
-          <w:rFonts w:ascii="Calibri" w:eastAsia="Calibri" w:hAnsi="Calibri" w:cs="Calibri"/>
-          <w:i/>
-          <w:iCs/>
-          <w:color w:val="555555"/>
-          <w:sz w:val="18"/>
-          <w:szCs w:val="18"/>
-        </w:rPr>
-        <w:t xml:space="preserve"> · PostgreSQL · Scikit-learn · Power BI</w:t>
+        <w:t>Tools: Python · Prophet · XGBoost · PostgreSQL · Scikit-learn · Power BI</w:t>
       </w:r>
     </w:p>
     <w:p>
@@ -1638,7 +1332,16 @@
           <w:bCs/>
           <w:color w:val="555555"/>
         </w:rPr>
-        <w:t>Freelance / Contract</w:t>
+        <w:t>Patvic tech ltd</w:t>
+      </w:r>
+      <w:r>
+        <w:rPr>
+          <w:rFonts w:ascii="Calibri" w:eastAsia="Calibri" w:hAnsi="Calibri" w:cs="Calibri"/>
+          <w:b/>
+          <w:bCs/>
+          <w:color w:val="555555"/>
+        </w:rPr>
+        <w:t xml:space="preserve"> / Contract</w:t>
       </w:r>
     </w:p>
     <w:p>
@@ -1650,21 +1353,12 @@
         </w:numPr>
         <w:spacing w:after="50"/>
       </w:pPr>
-      <w:proofErr w:type="spellStart"/>
-      <w:r>
-        <w:rPr>
-          <w:rFonts w:ascii="Calibri" w:eastAsia="Calibri" w:hAnsi="Calibri" w:cs="Calibri"/>
-          <w:color w:val="555555"/>
-        </w:rPr>
-        <w:t>Preprocessed</w:t>
-      </w:r>
-      <w:proofErr w:type="spellEnd"/>
-      <w:r>
-        <w:rPr>
-          <w:rFonts w:ascii="Calibri" w:eastAsia="Calibri" w:hAnsi="Calibri" w:cs="Calibri"/>
-          <w:color w:val="555555"/>
-        </w:rPr>
-        <w:t xml:space="preserve"> and analysed large datasets across multiple data-driven projects using Python and SQL</w:t>
+      <w:r>
+        <w:rPr>
+          <w:rFonts w:ascii="Calibri" w:eastAsia="Calibri" w:hAnsi="Calibri" w:cs="Calibri"/>
+          <w:color w:val="555555"/>
+        </w:rPr>
+        <w:t>Preprocessed and analysed large datasets across multiple data-driven projects using Python and SQL</w:t>
       </w:r>
     </w:p>
     <w:p>
@@ -2617,7 +2311,6 @@
   <w:style w:type="character" w:default="1" w:styleId="DefaultParagraphFont">
     <w:name w:val="Default Paragraph Font"/>
     <w:uiPriority w:val="1"/>
-    <w:semiHidden/>
     <w:unhideWhenUsed/>
   </w:style>
   <w:style w:type="table" w:default="1" w:styleId="TableNormal">
